--- a/项目报告.docx
+++ b/项目报告.docx
@@ -31,6 +31,22 @@
           <w:sz w:val="24"/>
         </w:rPr>
         <w:t>第一阶段报告</w:t>
+      </w:r>
+    </w:p>
+    <w:p>
+      <w:pPr>
+        <w:spacing w:before="40"/>
+        <w:jc w:val="center"/>
+      </w:pPr>
+      <w:r>
+        <w:rPr>
+          <w:rFonts w:ascii="Times New Roman" w:hAnsi="Times New Roman" w:eastAsia="宋体"/>
+          <w:b w:val="0"/>
+          <w:i w:val="0"/>
+          <w:color w:val="333333"/>
+          <w:sz w:val="21"/>
+        </w:rPr>
+        <w:t>代码仓库：https://github.com/wyx494/mongodb-survey-system</w:t>
       </w:r>
     </w:p>
     <w:p>
